--- a/output/docx/ru/BUFRCREX_TableB_ru_08.docx
+++ b/output/docx/ru/BUFRCREX_TableB_ru_08.docx
@@ -4665,7 +4665,7 @@
                 <w:b w:val="0"/>
                 <w:sz w:val="16"/>
               </w:rPr>
-              <w:t>Note 70: Данная величина является официальной или наилучшей оценкой фактической высоты станции. Она предоставляется для сравнения с виртуальной высотой местности в модели. Эти две величины могут значительно отличаться при пересеченной местности. Масштабный коэффициент увеличен для того, чтобы величина была непосредственно сравнима с дескриптором 0 07 030 ниже.</w:t>
+              <w:t>Note B70: Данные первого порядка указывают величины с аналогичными пределами и теми же размерами, что и соответствующие сообщенные данные (например, максимальные, минимальные, средние и т. д.)</w:t>
             </w:r>
           </w:p>
         </w:tc>
@@ -4858,7 +4858,7 @@
                 <w:b w:val="0"/>
                 <w:sz w:val="16"/>
               </w:rPr>
-              <w:t>Note 61: Значение, сообщаемое для 0 19 007, является «отсутствующим», если только описываемое горизонтальное сечение не является кругом.</w:t>
+              <w:t>Note B61: Данные о различиях представляют собой величины разности; их размеры аналогичны соответствующим сообщенным величинам в отношении единиц измерения, однако их пределы сконцентрированы на нуле (например, разность между сообщенными и аналитическими величинами, разность между сообщенными и прогнозируемыми величинами и т. д.)</w:t>
             </w:r>
           </w:p>
         </w:tc>
@@ -5051,7 +5051,7 @@
                 <w:b w:val="0"/>
                 <w:sz w:val="16"/>
               </w:rPr>
-              <w:t>Note 49: Большинство станций имеют только одно местоположение на дороге и один датчик для измерения подповерхностной температуры. Повторение с задержкой вводится для повышения гибкости и коэффициента объема.</w:t>
+              <w:t>Note B49: Дескриптор 0 08 025 следует использовать вместе с дескриптором 0 26 003 (разница во времени).</w:t>
             </w:r>
           </w:p>
         </w:tc>
@@ -6204,7 +6204,7 @@
                 <w:b w:val="0"/>
                 <w:sz w:val="16"/>
               </w:rPr>
-              <w:t>Note 50: Дескриптор 0 08 033 следует использовать перед элементом 0 33 007 как часть информации о контроле качества в целях определения метода, использованного для вычисления процента достоверности.</w:t>
+              <w:t>Note B50: Дескриптор 0 08 033 следует использовать перед элементом 0 33 007 как часть информации о контроле качества в целях определения метода, использованного для вычисления процента достоверности.</w:t>
             </w:r>
           </w:p>
         </w:tc>
@@ -13310,7 +13310,7 @@
                 <w:b w:val="0"/>
                 <w:sz w:val="16"/>
               </w:rPr>
-              <w:t>Note 51: Число отсутствующих годов в рамках периода отсчета, полученное в результате расчета нормы для средней экстремальной температуры воздуха, следует указывать, если оно имеется, как для расчета нормальной максимальной температуры, так и для расчета нормальной минимальной температуры в дополнение к числу отсутствующих годов для экстремальных температур воздуха, указанных в 0 08 020 с предшествующим 0 08 050, в котором используется цифра 3.</w:t>
+              <w:t>Note B51: Дескриптор 0 08 090 следует использовать для установления десятичного масштаба одного или более последующих численных дескрипторов элементов, требующих большого динамического диапазона величин. Численный дескриптор(ы) элемента будет содержать масштабированную величину измерения(ий) с необходимым количеством значимых цифр. Фактическая величина будет получена на уровне применения посредством умножения масштабированной величины на заданный десятичный масштаб: (масштабированная величина x 10десятичный масштаб).</w:t>
             </w:r>
           </w:p>
         </w:tc>
@@ -13900,7 +13900,7 @@
           <w:i/>
           <w:sz w:val="14"/>
         </w:rPr>
-        <w:t>Note 25: Ранее определенное значение может быть отменено путем передачи «отсутствующего значения» из соответствующей кодовой таблицы или таблицы флагов.</w:t>
+        <w:t>Note B25: Ранее определенное значение может быть отменено путем передачи «отсутствующего значения» из соответствующей кодовой таблицы или таблицы флагов.</w:t>
       </w:r>
     </w:p>
     <w:p>
@@ -13910,7 +13910,7 @@
           <w:i/>
           <w:sz w:val="14"/>
         </w:rPr>
-        <w:t>Note 179: Стандарты ветровых данных: Скорость Направление; Наблюдение отсутствует Отсутствует Отсутствует; Штиль 0 0; Обычное наблюдение &gt;0 1°–360°; Только скорость &gt;0 Отсутствует; Только направление Отсутствует 1°–360°; «Слабый и переменный» &gt;0 0</w:t>
+        <w:t>Note B179: Стандарты ветровых данных: Скорость Направление; Наблюдение отсутствует Отсутствует Отсутствует; Штиль 0 0; Обычное наблюдение &gt;0 1°–360°; Только скорость &gt;0 Отсутствует; Только направление Отсутствует 1°–360°; «Слабый и переменный» &gt;0 0</w:t>
       </w:r>
     </w:p>
     <w:sectPr>
